--- a/quellenstuecke/QZH_115/Kommentar QZH 115.docx
+++ b/quellenstuecke/QZH_115/Kommentar QZH 115.docx
@@ -20,34 +20,7 @@
     <w:p>
       <w:pPr>
         <w:jc w:val="both"/>
-        <w:rPr>
-          <w:del w:id="0" w:author="Rainer Hugener" w:date="2026-03-12T16:22:00Z" w16du:dateUtc="2026-03-12T15:22:00Z"/>
-          <w:b/>
-          <w:bCs/>
-        </w:rPr>
       </w:pPr>
-      <w:commentRangeStart w:id="1"/>
-      <w:del w:id="2" w:author="Rainer Hugener" w:date="2026-03-12T16:22:00Z" w16du:dateUtc="2026-03-12T15:22:00Z">
-        <w:r>
-          <w:rPr>
-            <w:b/>
-            <w:bCs/>
-          </w:rPr>
-          <w:delText>Hintergründe</w:delText>
-        </w:r>
-        <w:commentRangeEnd w:id="1"/>
-        <w:r>
-          <w:rPr>
-            <w:rStyle w:val="Kommentarzeichen"/>
-          </w:rPr>
-          <w:commentReference w:id="1"/>
-        </w:r>
-      </w:del>
-    </w:p>
-    <w:p>
-      <w:pPr>
-        <w:jc w:val="both"/>
-      </w:pPr>
       <w:r>
         <w:t xml:space="preserve">Das Stanser Verkommnis ist eine Vereinbarung </w:t>
       </w:r>
@@ -69,27 +42,20 @@
       <w:r>
         <w:t xml:space="preserve">Zusammen mit dem gleichzeitigen Bündnisvertrag mit Freiburg und Solothurn (vgl. </w:t>
       </w:r>
-      <w:commentRangeStart w:id="3"/>
+      <w:commentRangeStart w:id="0"/>
       <w:r>
         <w:t>StAZH C I 380</w:t>
       </w:r>
-      <w:commentRangeEnd w:id="3"/>
+      <w:commentRangeEnd w:id="0"/>
       <w:r>
         <w:rPr>
           <w:rStyle w:val="Kommentarzeichen"/>
         </w:rPr>
-        <w:commentReference w:id="3"/>
-      </w:r>
-      <w:ins w:id="4" w:author="Rainer Hugener" w:date="2026-03-12T16:20:00Z" w16du:dateUtc="2026-03-12T15:20:00Z">
-        <w:r>
-          <w:t xml:space="preserve"> </w:t>
-        </w:r>
-      </w:ins>
-      <w:del w:id="5" w:author="Rainer Hugener" w:date="2026-03-12T16:20:00Z" w16du:dateUtc="2026-03-12T15:20:00Z">
-        <w:r>
-          <w:delText>; 22.12.1481</w:delText>
-        </w:r>
-      </w:del>
+        <w:commentReference w:id="0"/>
+      </w:r>
+      <w:r>
+        <w:t xml:space="preserve"> </w:t>
+      </w:r>
       <w:r>
         <w:t>)</w:t>
       </w:r>
@@ -129,9 +95,11 @@
       <w:r>
         <w:t xml:space="preserve">. </w:t>
       </w:r>
+      <w:proofErr w:type="gramStart"/>
       <w:r>
         <w:t>Nach lange erfolglosen Verhandlungen</w:t>
       </w:r>
+      <w:proofErr w:type="gramEnd"/>
       <w:r>
         <w:t xml:space="preserve"> einigten sich die Orte </w:t>
       </w:r>
@@ -145,157 +113,70 @@
         <w:t xml:space="preserve">22. Dezember </w:t>
       </w:r>
       <w:r>
-        <w:t xml:space="preserve">1481 </w:t>
-      </w:r>
-      <w:proofErr w:type="spellStart"/>
-      <w:r>
-        <w:t>schliesslich</w:t>
-      </w:r>
-      <w:del w:id="6" w:author="Rainer Hugener" w:date="2026-03-12T16:26:00Z" w16du:dateUtc="2026-03-12T15:26:00Z">
-        <w:r>
-          <w:delText xml:space="preserve">. </w:delText>
-        </w:r>
-        <w:r>
-          <w:delText>Die in der Deutung des Stanser Verkommnisses hervorgehobene Beteiligung</w:delText>
-        </w:r>
-      </w:del>
-      <w:ins w:id="7" w:author="Rainer Hugener" w:date="2026-03-12T16:26:00Z" w16du:dateUtc="2026-03-12T15:26:00Z">
-        <w:r>
-          <w:t>Das</w:t>
-        </w:r>
-      </w:ins>
-      <w:ins w:id="8" w:author="Rainer Hugener" w:date="2026-03-12T16:31:00Z" w16du:dateUtc="2026-03-12T15:31:00Z">
-        <w:r>
-          <w:t>s</w:t>
-        </w:r>
-      </w:ins>
-      <w:proofErr w:type="spellEnd"/>
-      <w:r>
-        <w:t xml:space="preserve"> Niklaus von Flüe</w:t>
-      </w:r>
-      <w:del w:id="9" w:author="Rainer Hugener" w:date="2026-03-12T16:26:00Z" w16du:dateUtc="2026-03-12T15:26:00Z">
-        <w:r>
-          <w:delText>s</w:delText>
-        </w:r>
-      </w:del>
-      <w:r>
-        <w:t xml:space="preserve"> an den Verhandlungen </w:t>
-      </w:r>
-      <w:del w:id="10" w:author="Rainer Hugener" w:date="2026-03-12T16:26:00Z" w16du:dateUtc="2026-03-12T15:26:00Z">
-        <w:r>
-          <w:delText xml:space="preserve">ist zwar </w:delText>
-        </w:r>
-        <w:r>
-          <w:delText>in Teilen</w:delText>
-        </w:r>
-      </w:del>
-      <w:ins w:id="11" w:author="Rainer Hugener" w:date="2026-03-12T16:26:00Z" w16du:dateUtc="2026-03-12T15:26:00Z">
-        <w:r>
-          <w:t>beteiligt war, ist zwar</w:t>
-        </w:r>
-      </w:ins>
+        <w:t>1481 schliesslich</w:t>
+      </w:r>
+      <w:r>
+        <w:t xml:space="preserve">. </w:t>
+      </w:r>
+      <w:r>
+        <w:t>Das</w:t>
+      </w:r>
+      <w:r>
+        <w:t>s</w:t>
+      </w:r>
+      <w:r>
+        <w:t xml:space="preserve"> Niklaus von Flüe an den Verhandlungen </w:t>
+      </w:r>
+      <w:r>
+        <w:t>beteiligt war, ist zwar</w:t>
+      </w:r>
       <w:r>
         <w:t xml:space="preserve"> </w:t>
       </w:r>
       <w:r>
         <w:t xml:space="preserve">belegt, </w:t>
       </w:r>
-      <w:del w:id="12" w:author="Rainer Hugener" w:date="2026-03-12T16:27:00Z" w16du:dateUtc="2026-03-12T15:27:00Z">
-        <w:r>
-          <w:delText>w</w:delText>
-        </w:r>
-        <w:r>
-          <w:delText>urde</w:delText>
-        </w:r>
-        <w:r>
-          <w:delText xml:space="preserve"> </w:delText>
-        </w:r>
-      </w:del>
-      <w:ins w:id="13" w:author="Rainer Hugener" w:date="2026-03-12T16:27:00Z" w16du:dateUtc="2026-03-12T15:27:00Z">
-        <w:r>
-          <w:t>doch wurde die Rolle von «Bruder Klaus»</w:t>
-        </w:r>
-        <w:r>
-          <w:t xml:space="preserve"> </w:t>
-        </w:r>
-      </w:ins>
-      <w:ins w:id="14" w:author="Rainer Hugener" w:date="2026-03-12T16:31:00Z" w16du:dateUtc="2026-03-12T15:31:00Z">
-        <w:r>
-          <w:t xml:space="preserve">wohl </w:t>
-        </w:r>
-      </w:ins>
-      <w:del w:id="15" w:author="Rainer Hugener" w:date="2026-03-12T16:27:00Z" w16du:dateUtc="2026-03-12T15:27:00Z">
-        <w:r>
-          <w:delText>aber</w:delText>
-        </w:r>
-        <w:r>
-          <w:delText xml:space="preserve"> </w:delText>
-        </w:r>
-      </w:del>
+      <w:r>
+        <w:t>doch wurde die Rolle von «Bruder Klaus»</w:t>
+      </w:r>
+      <w:r>
+        <w:t xml:space="preserve"> </w:t>
+      </w:r>
+      <w:r>
+        <w:t xml:space="preserve">wohl </w:t>
+      </w:r>
       <w:r>
         <w:t xml:space="preserve">bereits in der zeitgenössischen Chronistik </w:t>
       </w:r>
-      <w:del w:id="16" w:author="Rainer Hugener" w:date="2026-03-12T16:27:00Z" w16du:dateUtc="2026-03-12T15:27:00Z">
-        <w:r>
-          <w:delText xml:space="preserve">mit Legenden </w:delText>
-        </w:r>
-        <w:r>
-          <w:delText>angereichert</w:delText>
-        </w:r>
-      </w:del>
-      <w:ins w:id="17" w:author="Rainer Hugener" w:date="2026-03-12T16:27:00Z" w16du:dateUtc="2026-03-12T15:27:00Z">
-        <w:r>
-          <w:t>legendarisch überhöht</w:t>
-        </w:r>
-      </w:ins>
+      <w:r>
+        <w:t>legendarisch überhöht</w:t>
+      </w:r>
       <w:r>
         <w:t xml:space="preserve"> </w:t>
       </w:r>
       <w:r>
         <w:t>(</w:t>
       </w:r>
-      <w:commentRangeStart w:id="18"/>
+      <w:commentRangeStart w:id="1"/>
       <w:r>
         <w:t xml:space="preserve">Stettler 2004, </w:t>
       </w:r>
-      <w:ins w:id="19" w:author="Rainer Hugener" w:date="2026-03-12T16:26:00Z" w16du:dateUtc="2026-03-12T15:26:00Z">
-        <w:r>
-          <w:t xml:space="preserve">S. </w:t>
-        </w:r>
-      </w:ins>
+      <w:r>
+        <w:t xml:space="preserve">S. </w:t>
+      </w:r>
       <w:r>
         <w:t>298-300</w:t>
       </w:r>
-      <w:commentRangeEnd w:id="18"/>
+      <w:commentRangeEnd w:id="1"/>
       <w:r>
         <w:rPr>
           <w:rStyle w:val="Kommentarzeichen"/>
         </w:rPr>
-        <w:commentReference w:id="18"/>
+        <w:commentReference w:id="1"/>
       </w:r>
       <w:r>
         <w:t>).</w:t>
       </w:r>
-    </w:p>
-    <w:p>
-      <w:pPr>
-        <w:jc w:val="both"/>
-        <w:rPr>
-          <w:del w:id="20" w:author="Rainer Hugener" w:date="2026-03-12T16:22:00Z" w16du:dateUtc="2026-03-12T15:22:00Z"/>
-          <w:b/>
-          <w:bCs/>
-          <w:color w:val="FF0000"/>
-        </w:rPr>
-      </w:pPr>
-      <w:del w:id="21" w:author="Rainer Hugener" w:date="2026-03-12T16:22:00Z" w16du:dateUtc="2026-03-12T15:22:00Z">
-        <w:r>
-          <w:rPr>
-            <w:b/>
-            <w:bCs/>
-          </w:rPr>
-          <w:delText>Inhalt</w:delText>
-        </w:r>
-      </w:del>
     </w:p>
     <w:p>
       <w:pPr>
@@ -314,44 +195,50 @@
           <w:t>Pfaffenbriefs</w:t>
         </w:r>
       </w:hyperlink>
-      <w:ins w:id="22" w:author="Rainer Hugener" w:date="2026-03-12T16:18:00Z" w16du:dateUtc="2026-03-12T15:18:00Z">
-        <w:r>
-          <w:t xml:space="preserve"> (1370)</w:t>
-        </w:r>
-      </w:ins>
+      <w:r>
+        <w:t xml:space="preserve"> (1370)</w:t>
+      </w:r>
       <w:r>
         <w:t> und des </w:t>
       </w:r>
-      <w:hyperlink r:id="rId10" w:tgtFrame="_blank" w:tooltip="Sempacherbrief" w:history="1">
-        <w:proofErr w:type="spellStart"/>
-        <w:r>
-          <w:rPr>
-            <w:rStyle w:val="Hyperlink"/>
-            <w:color w:val="auto"/>
-            <w:u w:val="none"/>
-          </w:rPr>
-          <w:t>Sempacherbriefs</w:t>
-        </w:r>
-        <w:proofErr w:type="spellEnd"/>
-      </w:hyperlink>
-      <w:ins w:id="23" w:author="Rainer Hugener" w:date="2026-03-12T16:19:00Z" w16du:dateUtc="2026-03-12T15:19:00Z">
-        <w:r>
-          <w:t xml:space="preserve"> (1393)</w:t>
-        </w:r>
-      </w:ins>
+      <w:proofErr w:type="spellStart"/>
+      <w:r>
+        <w:fldChar w:fldCharType="begin"/>
+      </w:r>
+      <w:r>
+        <w:instrText>HYPERLINK "https://hls-dhs-dss.ch/de/articles/009804/2011-11-22/" \t "_blank" \o "Sempacherbrief"</w:instrText>
+      </w:r>
+      <w:r>
+        <w:fldChar w:fldCharType="separate"/>
+      </w:r>
+      <w:r>
+        <w:rPr>
+          <w:rStyle w:val="Hyperlink"/>
+          <w:color w:val="auto"/>
+          <w:u w:val="none"/>
+        </w:rPr>
+        <w:t>Sempacherbriefs</w:t>
+      </w:r>
+      <w:proofErr w:type="spellEnd"/>
+      <w:r>
+        <w:fldChar w:fldCharType="end"/>
+      </w:r>
+      <w:r>
+        <w:t xml:space="preserve"> (1393)</w:t>
+      </w:r>
       <w:r>
         <w:t xml:space="preserve">, verurteilt </w:t>
       </w:r>
-      <w:commentRangeStart w:id="24"/>
+      <w:commentRangeStart w:id="2"/>
       <w:r>
         <w:t>«mutwillige Gewalt»</w:t>
       </w:r>
-      <w:commentRangeEnd w:id="24"/>
+      <w:commentRangeEnd w:id="2"/>
       <w:r>
         <w:rPr>
           <w:rStyle w:val="Kommentarzeichen"/>
         </w:rPr>
-        <w:commentReference w:id="24"/>
+        <w:commentReference w:id="2"/>
       </w:r>
       <w:r>
         <w:t xml:space="preserve"> und </w:t>
@@ -410,33 +297,12 @@
       <w:r>
         <w:t xml:space="preserve"> (Walder 1994, </w:t>
       </w:r>
-      <w:ins w:id="25" w:author="Rainer Hugener" w:date="2026-03-12T16:21:00Z" w16du:dateUtc="2026-03-12T15:21:00Z">
-        <w:r>
-          <w:t xml:space="preserve">S. </w:t>
-        </w:r>
-      </w:ins>
+      <w:r>
+        <w:t xml:space="preserve">S. </w:t>
+      </w:r>
       <w:r>
         <w:t>166).</w:t>
       </w:r>
-    </w:p>
-    <w:p>
-      <w:pPr>
-        <w:jc w:val="both"/>
-        <w:rPr>
-          <w:del w:id="26" w:author="Rainer Hugener" w:date="2026-03-12T16:22:00Z" w16du:dateUtc="2026-03-12T15:22:00Z"/>
-          <w:b/>
-          <w:bCs/>
-        </w:rPr>
-      </w:pPr>
-      <w:del w:id="27" w:author="Rainer Hugener" w:date="2026-03-12T16:22:00Z" w16du:dateUtc="2026-03-12T15:22:00Z">
-        <w:r>
-          <w:rPr>
-            <w:b/>
-            <w:bCs/>
-          </w:rPr>
-          <w:delText>Deutung</w:delText>
-        </w:r>
-      </w:del>
     </w:p>
     <w:p>
       <w:pPr>
@@ -445,19 +311,9 @@
       <w:r>
         <w:t xml:space="preserve">In der Historiographie werden die Verträge von Stans seit 1481 sehr unterschiedlich bewertet. </w:t>
       </w:r>
-      <w:del w:id="28" w:author="Rainer Hugener" w:date="2026-03-12T16:23:00Z" w16du:dateUtc="2026-03-12T15:23:00Z">
-        <w:r>
-          <w:delText xml:space="preserve">Stettler </w:delText>
-        </w:r>
-        <w:r>
-          <w:delText>zufolge</w:delText>
-        </w:r>
-      </w:del>
-      <w:ins w:id="29" w:author="Rainer Hugener" w:date="2026-03-12T16:23:00Z" w16du:dateUtc="2026-03-12T15:23:00Z">
-        <w:r>
-          <w:t>Gemäss Bernhard Stettler</w:t>
-        </w:r>
-      </w:ins>
+      <w:r>
+        <w:t>Gemäss Bernhard Stettler</w:t>
+      </w:r>
       <w:r>
         <w:t xml:space="preserve"> </w:t>
       </w:r>
@@ -479,29 +335,22 @@
       <w:r>
         <w:t xml:space="preserve"> Die Gesandten </w:t>
       </w:r>
-      <w:del w:id="30" w:author="Rainer Hugener" w:date="2026-03-12T16:23:00Z" w16du:dateUtc="2026-03-12T15:23:00Z">
-        <w:r>
-          <w:delText>von Stans</w:delText>
-        </w:r>
-      </w:del>
-      <w:ins w:id="31" w:author="Rainer Hugener" w:date="2026-03-12T16:23:00Z" w16du:dateUtc="2026-03-12T15:23:00Z">
-        <w:r>
-          <w:t>der eidgenössischen Orte</w:t>
-        </w:r>
-      </w:ins>
+      <w:r>
+        <w:t>der eidgenössischen Orte</w:t>
+      </w:r>
       <w:r>
         <w:t xml:space="preserve"> hatten eingesehen, dass ein </w:t>
       </w:r>
-      <w:commentRangeStart w:id="32"/>
+      <w:commentRangeStart w:id="3"/>
       <w:r>
         <w:t>«auch nur halbwegs erträgliches Zusammenleben für die Städte- wie auch Länderorte existenznotwendig war»</w:t>
       </w:r>
-      <w:commentRangeEnd w:id="32"/>
+      <w:commentRangeEnd w:id="3"/>
       <w:r>
         <w:rPr>
           <w:rStyle w:val="Kommentarzeichen"/>
         </w:rPr>
-        <w:commentReference w:id="32"/>
+        <w:commentReference w:id="3"/>
       </w:r>
       <w:r>
         <w:t>.</w:t>
@@ -515,54 +364,24 @@
       <w:r>
         <w:t>Freiburg und Solothurn Sinne der Städte in die Eidgenossenschaft aufgenommen wurden, wenn auch als Zuzüger minderen Rechts</w:t>
       </w:r>
-      <w:del w:id="33" w:author="Rainer Hugener" w:date="2026-03-12T16:17:00Z" w16du:dateUtc="2026-03-12T15:17:00Z">
-        <w:r>
-          <w:delText>.</w:delText>
-        </w:r>
-      </w:del>
       <w:r>
         <w:t xml:space="preserve"> </w:t>
       </w:r>
       <w:r>
         <w:t xml:space="preserve">(Stettler 2004, </w:t>
       </w:r>
-      <w:ins w:id="34" w:author="Rainer Hugener" w:date="2026-03-12T16:24:00Z" w16du:dateUtc="2026-03-12T15:24:00Z">
-        <w:r>
-          <w:t xml:space="preserve">S. </w:t>
-        </w:r>
-      </w:ins>
+      <w:r>
+        <w:t xml:space="preserve">S. </w:t>
+      </w:r>
       <w:r>
         <w:t>306-307)</w:t>
       </w:r>
-      <w:ins w:id="35" w:author="Rainer Hugener" w:date="2026-03-12T16:17:00Z" w16du:dateUtc="2026-03-12T15:17:00Z">
-        <w:r>
-          <w:t>.</w:t>
-        </w:r>
-      </w:ins>
-      <w:ins w:id="36" w:author="Rainer Hugener" w:date="2026-03-12T16:16:00Z" w16du:dateUtc="2026-03-12T15:16:00Z">
-        <w:r>
-          <w:t xml:space="preserve"> </w:t>
-        </w:r>
-      </w:ins>
-    </w:p>
-    <w:p>
-      <w:pPr>
-        <w:jc w:val="both"/>
-        <w:rPr>
-          <w:del w:id="37" w:author="Rainer Hugener" w:date="2026-03-12T16:22:00Z" w16du:dateUtc="2026-03-12T15:22:00Z"/>
-          <w:b/>
-          <w:bCs/>
-        </w:rPr>
-      </w:pPr>
-      <w:del w:id="38" w:author="Rainer Hugener" w:date="2026-03-12T16:22:00Z" w16du:dateUtc="2026-03-12T15:22:00Z">
-        <w:r>
-          <w:rPr>
-            <w:b/>
-            <w:bCs/>
-          </w:rPr>
-          <w:delText>Überlieferung</w:delText>
-        </w:r>
-      </w:del>
+      <w:r>
+        <w:t>.</w:t>
+      </w:r>
+      <w:r>
+        <w:t xml:space="preserve"> </w:t>
+      </w:r>
     </w:p>
     <w:p>
       <w:pPr>
@@ -586,19 +405,19 @@
       <w:r>
         <w:t xml:space="preserve"> von </w:t>
       </w:r>
-      <w:commentRangeStart w:id="39"/>
+      <w:commentRangeStart w:id="4"/>
       <w:r>
         <w:t>s</w:t>
       </w:r>
       <w:r>
         <w:t>ieben</w:t>
       </w:r>
-      <w:commentRangeEnd w:id="39"/>
+      <w:commentRangeEnd w:id="4"/>
       <w:r>
         <w:rPr>
           <w:rStyle w:val="Kommentarzeichen"/>
         </w:rPr>
-        <w:commentReference w:id="39"/>
+        <w:commentReference w:id="4"/>
       </w:r>
       <w:r>
         <w:t xml:space="preserve"> überlieferten </w:t>
@@ -615,121 +434,102 @@
       <w:r>
         <w:t xml:space="preserve">den Staatsarchiven der Kantone </w:t>
       </w:r>
-      <w:ins w:id="40" w:author="Rainer Hugener" w:date="2026-03-12T16:33:00Z" w16du:dateUtc="2026-03-12T15:33:00Z">
-        <w:r>
-          <w:t xml:space="preserve">Zürich, </w:t>
-        </w:r>
-      </w:ins>
+      <w:r>
+        <w:t xml:space="preserve">Zürich, </w:t>
+      </w:r>
       <w:r>
         <w:t>Bern, Schwyz, Obwalden</w:t>
       </w:r>
       <w:r>
-        <w:t xml:space="preserve">, Nidwalden (unbesiegelte Originalausfertigung) </w:t>
-      </w:r>
-      <w:r>
-        <w:t>und Zug</w:t>
-      </w:r>
-      <w:del w:id="41" w:author="Rainer Hugener" w:date="2026-03-12T16:33:00Z" w16du:dateUtc="2026-03-12T15:33:00Z">
-        <w:r>
-          <w:delText>,</w:delText>
-        </w:r>
-      </w:del>
-      <w:r>
-        <w:t xml:space="preserve"> sowie im </w:t>
+        <w:t>, Nidwalden (</w:t>
+      </w:r>
+      <w:proofErr w:type="spellStart"/>
+      <w:r>
+        <w:t>unbesiegelte</w:t>
+      </w:r>
+      <w:proofErr w:type="spellEnd"/>
+      <w:r>
+        <w:t xml:space="preserve"> Originalausfertigung) </w:t>
+      </w:r>
+      <w:r>
+        <w:t>und Zug sowie im Bürgerarchiv des Kantons Zug und im Landesarchiv des Kanton</w:t>
+      </w:r>
+      <w:r>
+        <w:t>s</w:t>
+      </w:r>
+      <w:r>
+        <w:t xml:space="preserve"> Glarus aufbewahrt </w:t>
+      </w:r>
+      <w:r>
+        <w:t>wird</w:t>
+      </w:r>
+      <w:r>
+        <w:t>. Die</w:t>
+      </w:r>
+      <w:r>
+        <w:t xml:space="preserve"> Exemplare</w:t>
+      </w:r>
+      <w:r>
+        <w:t xml:space="preserve"> für Luzern und Uri sind verloren.</w:t>
+      </w:r>
+      <w:r>
+        <w:t xml:space="preserve"> </w:t>
+      </w:r>
+      <w:r>
+        <w:t>Nach der endgültigen Einigung an der Tagsatzung von Stans wurde</w:t>
+      </w:r>
+      <w:r>
+        <w:t xml:space="preserve"> nicht Stans selbst, sondern die </w:t>
+      </w:r>
+      <w:r>
+        <w:t xml:space="preserve">Kanzlei in </w:t>
+      </w:r>
+      <w:r>
+        <w:t>Luzer</w:t>
+      </w:r>
+      <w:r>
+        <w:t>n</w:t>
+      </w:r>
+      <w:r>
+        <w:t xml:space="preserve"> mit der Herstellung der Urkunden beauftragt. Für </w:t>
+      </w:r>
+      <w:r>
+        <w:t xml:space="preserve">die aufwändige Arbeit – neben dem Stanser Verkommnis wurden </w:t>
+      </w:r>
+      <w:r>
+        <w:t xml:space="preserve">in derselben Zeit </w:t>
+      </w:r>
+      <w:r>
+        <w:t>auch mehrere Ausfertigungen der Verträge mit Freiburg und Solothurn hergestellt –</w:t>
+      </w:r>
+      <w:r>
+        <w:t xml:space="preserve"> </w:t>
+      </w:r>
+      <w:r>
+        <w:t xml:space="preserve">wurden </w:t>
+      </w:r>
+      <w:r>
+        <w:t xml:space="preserve">sowohl eigene Schreiber als auch solche aus benachbarten Orten </w:t>
+      </w:r>
+      <w:r>
+        <w:t xml:space="preserve">engagiert. </w:t>
+      </w:r>
+      <w:r>
+        <w:t xml:space="preserve">Trotz der unterschiedlichen Schreiber sind alle überlieferten Exemplare bis auf kleinere orthografische Abweichungen und die </w:t>
       </w:r>
       <w:r>
         <w:lastRenderedPageBreak/>
-        <w:t>Bürgerarchiv des Kantons Zug und im Landesarchiv des Kanton</w:t>
-      </w:r>
-      <w:r>
-        <w:t>s</w:t>
-      </w:r>
-      <w:r>
-        <w:t xml:space="preserve"> Glarus aufbewahrt </w:t>
-      </w:r>
-      <w:del w:id="42" w:author="Rainer Hugener" w:date="2026-03-12T16:35:00Z" w16du:dateUtc="2026-03-12T15:35:00Z">
-        <w:r>
-          <w:delText>sind</w:delText>
-        </w:r>
-      </w:del>
-      <w:ins w:id="43" w:author="Rainer Hugener" w:date="2026-03-12T16:35:00Z" w16du:dateUtc="2026-03-12T15:35:00Z">
-        <w:r>
-          <w:t>wird</w:t>
-        </w:r>
-      </w:ins>
-      <w:r>
-        <w:t>. Die</w:t>
-      </w:r>
-      <w:r>
-        <w:t xml:space="preserve"> Exemplare</w:t>
-      </w:r>
-      <w:r>
-        <w:t xml:space="preserve"> für Luzern und Uri sind verloren.</w:t>
-      </w:r>
-      <w:r>
-        <w:t xml:space="preserve"> </w:t>
-      </w:r>
-      <w:r>
-        <w:t>Nach der endgültigen Einigung an der Tagsatzung von Stans wurde</w:t>
-      </w:r>
-      <w:r>
-        <w:t xml:space="preserve"> nicht Stans selbst, sondern die </w:t>
-      </w:r>
-      <w:r>
-        <w:t xml:space="preserve">Kanzlei in </w:t>
-      </w:r>
-      <w:r>
-        <w:t>Luzer</w:t>
-      </w:r>
-      <w:r>
-        <w:t>n</w:t>
-      </w:r>
-      <w:r>
-        <w:t xml:space="preserve"> mit der Herstellung der Urkunden beauftragt. Für </w:t>
-      </w:r>
-      <w:r>
-        <w:t xml:space="preserve">die aufwändige Arbeit – neben dem Stanser Verkommnis wurden </w:t>
-      </w:r>
-      <w:r>
-        <w:t xml:space="preserve">in derselben Zeit </w:t>
-      </w:r>
-      <w:r>
-        <w:t>auch mehrere Ausfertigungen der Verträge mit Freiburg und Solothurn hergestellt –</w:t>
-      </w:r>
-      <w:r>
-        <w:t xml:space="preserve"> </w:t>
-      </w:r>
-      <w:r>
-        <w:t xml:space="preserve">wurden </w:t>
-      </w:r>
-      <w:r>
-        <w:t xml:space="preserve">sowohl eigene Schreiber als auch solche aus benachbarten Orten </w:t>
-      </w:r>
-      <w:r>
-        <w:t xml:space="preserve">engagiert. </w:t>
-      </w:r>
-      <w:r>
-        <w:t xml:space="preserve">Trotz der unterschiedlichen Schreiber sind alle überlieferten Exemplare bis auf kleinere orthografische Abweichungen und die Ausgestaltung der Initialen bemerkenswert ähnlich. </w:t>
-      </w:r>
-      <w:r>
-        <w:t>Es diente wohl ein offizieller Entwurf als Vorlage für alle Ausfertigungen</w:t>
-      </w:r>
-      <w:del w:id="44" w:author="Rainer Hugener" w:date="2026-03-12T16:47:00Z" w16du:dateUtc="2026-03-12T15:47:00Z">
-        <w:r>
-          <w:delText>.</w:delText>
-        </w:r>
-      </w:del>
-      <w:r>
-        <w:t xml:space="preserve"> </w:t>
+        <w:t xml:space="preserve">Ausgestaltung der Initialen bemerkenswert ähnlich. </w:t>
+      </w:r>
+      <w:r>
+        <w:t xml:space="preserve">Es diente wohl ein offizieller Entwurf als Vorlage für alle Ausfertigungen </w:t>
       </w:r>
       <w:r>
         <w:t xml:space="preserve">(Leisibach/King 1981, </w:t>
       </w:r>
-      <w:ins w:id="45" w:author="Rainer Hugener" w:date="2026-03-12T16:47:00Z" w16du:dateUtc="2026-03-12T15:47:00Z">
-        <w:r>
-          <w:t xml:space="preserve">S. </w:t>
-        </w:r>
-      </w:ins>
+      <w:r>
+        <w:t xml:space="preserve">S. </w:t>
+      </w:r>
       <w:r>
         <w:t>11-12).</w:t>
       </w:r>
@@ -762,16 +562,16 @@
       <w:r>
         <w:t xml:space="preserve"> Glarus. Ein wahrscheinlich in Luzern tätiger, von Leisibach als </w:t>
       </w:r>
-      <w:commentRangeStart w:id="46"/>
+      <w:commentRangeStart w:id="5"/>
       <w:r>
         <w:t>«Zürcher Schreiber»</w:t>
       </w:r>
-      <w:commentRangeEnd w:id="46"/>
+      <w:commentRangeEnd w:id="5"/>
       <w:r>
         <w:rPr>
           <w:rStyle w:val="Kommentarzeichen"/>
         </w:rPr>
-        <w:commentReference w:id="46"/>
+        <w:commentReference w:id="5"/>
       </w:r>
       <w:r>
         <w:t xml:space="preserve"> betitelter Schreiber fertigte das </w:t>
@@ -786,15 +586,7 @@
         <w:t>Als prominente Schreiber stechen</w:t>
       </w:r>
       <w:r>
-        <w:t xml:space="preserve"> die beiden </w:t>
-      </w:r>
-      <w:del w:id="47" w:author="Rainer Hugener" w:date="2026-03-12T16:48:00Z" w16du:dateUtc="2026-03-12T15:48:00Z">
-        <w:r>
-          <w:delText xml:space="preserve">später </w:delText>
-        </w:r>
-      </w:del>
-      <w:r>
-        <w:t>berühmten Chronisten</w:t>
+        <w:t xml:space="preserve"> die beiden berühmten Chronisten</w:t>
       </w:r>
       <w:r>
         <w:t xml:space="preserve"> Melchior Russ der Jüngere (</w:t>
@@ -822,11 +614,9 @@
       <w:r>
         <w:t xml:space="preserve">, </w:t>
       </w:r>
-      <w:ins w:id="48" w:author="Rainer Hugener" w:date="2026-03-12T16:48:00Z" w16du:dateUtc="2026-03-12T15:48:00Z">
-        <w:r>
-          <w:t xml:space="preserve">S. </w:t>
-        </w:r>
-      </w:ins>
+      <w:r>
+        <w:t xml:space="preserve">S. </w:t>
+      </w:r>
       <w:r>
         <w:t>1</w:t>
       </w:r>
@@ -857,10 +647,7 @@
         <w:t xml:space="preserve"> </w:t>
       </w:r>
       <w:r>
-        <w:t>auch</w:t>
-      </w:r>
-      <w:r>
-        <w:t xml:space="preserve"> </w:t>
+        <w:t xml:space="preserve">auch </w:t>
       </w:r>
       <w:r>
         <w:t xml:space="preserve">die Verantwortung für die Organisation der aufwändigen und kostspieligen Besieglung der </w:t>
@@ -889,57 +676,33 @@
       <w:r>
         <w:t xml:space="preserve"> jeweils selbst</w:t>
       </w:r>
-      <w:del w:id="49" w:author="Rainer Hugener" w:date="2026-03-12T16:49:00Z" w16du:dateUtc="2026-03-12T15:49:00Z">
-        <w:r>
-          <w:delText>.</w:delText>
-        </w:r>
-      </w:del>
       <w:r>
         <w:t xml:space="preserve"> (Leisibach/King 1981, </w:t>
       </w:r>
-      <w:ins w:id="50" w:author="Rainer Hugener" w:date="2026-03-12T16:49:00Z" w16du:dateUtc="2026-03-12T15:49:00Z">
-        <w:r>
-          <w:t xml:space="preserve">S. </w:t>
-        </w:r>
-      </w:ins>
+      <w:r>
+        <w:t xml:space="preserve">S. </w:t>
+      </w:r>
       <w:r>
         <w:t>14-15).</w:t>
       </w:r>
     </w:p>
     <w:p>
-      <w:pPr>
-        <w:jc w:val="both"/>
-        <w:rPr>
-          <w:del w:id="51" w:author="Rainer Hugener" w:date="2026-03-12T16:49:00Z" w16du:dateUtc="2026-03-12T15:49:00Z"/>
-        </w:rPr>
-      </w:pPr>
-      <w:del w:id="52" w:author="Rainer Hugener" w:date="2026-03-12T16:49:00Z" w16du:dateUtc="2026-03-12T15:49:00Z">
-        <w:r>
-          <w:rPr>
-            <w:b/>
-            <w:bCs/>
-          </w:rPr>
-          <w:delText>Literatur</w:delText>
-        </w:r>
-      </w:del>
-    </w:p>
-    <w:p>
       <w:r>
         <w:t>Zu den politischen Hintergründen des Stanser Verkommnisses vgl. Stettler 2004; Walder 1994;</w:t>
       </w:r>
       <w:r>
         <w:t xml:space="preserve"> </w:t>
       </w:r>
-      <w:commentRangeStart w:id="53"/>
+      <w:commentRangeStart w:id="6"/>
       <w:r>
         <w:t>HLS</w:t>
       </w:r>
-      <w:commentRangeEnd w:id="53"/>
+      <w:commentRangeEnd w:id="6"/>
       <w:r>
         <w:rPr>
           <w:rStyle w:val="Kommentarzeichen"/>
         </w:rPr>
-        <w:commentReference w:id="53"/>
+        <w:commentReference w:id="6"/>
       </w:r>
       <w:r>
         <w:t xml:space="preserve">; zur Ausfertigung und Überlieferung vgl. Leisibach/King 1981. </w:t>
@@ -958,7 +721,7 @@
 
 <file path=word/comments.xml><?xml version="1.0" encoding="utf-8"?>
 <w:comments xmlns:wpc="http://schemas.microsoft.com/office/word/2010/wordprocessingCanvas" xmlns:cx="http://schemas.microsoft.com/office/drawing/2014/chartex" xmlns:cx1="http://schemas.microsoft.com/office/drawing/2015/9/8/chartex" xmlns:cx2="http://schemas.microsoft.com/office/drawing/2015/10/21/chartex" xmlns:cx3="http://schemas.microsoft.com/office/drawing/2016/5/9/chartex" xmlns:cx4="http://schemas.microsoft.com/office/drawing/2016/5/10/chartex" xmlns:cx5="http://schemas.microsoft.com/office/drawing/2016/5/11/chartex" xmlns:cx6="http://schemas.microsoft.com/office/drawing/2016/5/12/chartex" xmlns:cx7="http://schemas.microsoft.com/office/drawing/2016/5/13/chartex" xmlns:cx8="http://schemas.microsoft.com/office/drawing/2016/5/14/chartex" xmlns:mc="http://schemas.openxmlformats.org/markup-compatibility/2006" xmlns:aink="http://schemas.microsoft.com/office/drawing/2016/ink" xmlns:am3d="http://schemas.microsoft.com/office/drawing/2017/model3d" xmlns:o="urn:schemas-microsoft-com:office:office" xmlns:oel="http://schemas.microsoft.com/office/2019/extlst" xmlns:r="http://schemas.openxmlformats.org/officeDocument/2006/relationships" xmlns:m="http://schemas.openxmlformats.org/officeDocument/2006/math" xmlns:v="urn:schemas-microsoft-com:vml" xmlns:wp14="http://schemas.microsoft.com/office/word/2010/wordprocessingDrawing" xmlns:wp="http://schemas.openxmlformats.org/drawingml/2006/wordprocessingDrawing" xmlns:w10="urn:schemas-microsoft-com:office:word" xmlns:w="http://schemas.openxmlformats.org/wordprocessingml/2006/main" xmlns:w14="http://schemas.microsoft.com/office/word/2010/wordml" xmlns:w15="http://schemas.microsoft.com/office/word/2012/wordml" xmlns:w16cex="http://schemas.microsoft.com/office/word/2018/wordml/cex" xmlns:w16cid="http://schemas.microsoft.com/office/word/2016/wordml/cid" xmlns:w16="http://schemas.microsoft.com/office/word/2018/wordml" xmlns:w16du="http://schemas.microsoft.com/office/word/2023/wordml/word16du" xmlns:w16sdtdh="http://schemas.microsoft.com/office/word/2020/wordml/sdtdatahash" xmlns:w16sdtfl="http://schemas.microsoft.com/office/word/2024/wordml/sdtformatlock" xmlns:w16se="http://schemas.microsoft.com/office/word/2015/wordml/symex" xmlns:wpg="http://schemas.microsoft.com/office/word/2010/wordprocessingGroup" xmlns:wpi="http://schemas.microsoft.com/office/word/2010/wordprocessingInk" xmlns:wne="http://schemas.microsoft.com/office/word/2006/wordml" xmlns:wps="http://schemas.microsoft.com/office/word/2010/wordprocessingShape" mc:Ignorable="w14 w15 w16se w16cid w16 w16cex w16sdtdh w16sdtfl w16du wp14">
-  <w:comment w:id="1" w:author="Rainer Hugener" w:date="2026-03-12T16:22:00Z" w:initials="RH">
+  <w:comment w:id="0" w:author="Rainer Hugener" w:date="2026-03-12T16:30:00Z" w:initials="RH">
     <w:p>
       <w:pPr>
         <w:pStyle w:val="Kommentartext"/>
@@ -970,27 +733,11 @@
         <w:annotationRef/>
       </w:r>
       <w:r>
-        <w:t>Zwischentitel sind im Kommentar nicht vorgesehen.</w:t>
+        <w:t>Link auf VE in Query als &lt;ref&gt;</w:t>
       </w:r>
     </w:p>
   </w:comment>
-  <w:comment w:id="3" w:author="Rainer Hugener" w:date="2026-03-12T16:30:00Z" w:initials="RH">
-    <w:p>
-      <w:pPr>
-        <w:pStyle w:val="Kommentartext"/>
-      </w:pPr>
-      <w:r>
-        <w:rPr>
-          <w:rStyle w:val="Kommentarzeichen"/>
-        </w:rPr>
-        <w:annotationRef/>
-      </w:r>
-      <w:r>
-        <w:t>Link auf VE in Query als &lt;ref&gt;</w:t>
-      </w:r>
-    </w:p>
-  </w:comment>
-  <w:comment w:id="18" w:author="Rainer Hugener" w:date="2026-03-12T16:53:00Z" w:initials="RH">
+  <w:comment w:id="1" w:author="Rainer Hugener" w:date="2026-03-12T16:53:00Z" w:initials="RH">
     <w:p>
       <w:pPr>
         <w:pStyle w:val="Kommentartext"/>
@@ -1017,7 +764,7 @@
       </w:r>
     </w:p>
   </w:comment>
-  <w:comment w:id="24" w:author="Rainer Hugener" w:date="2026-03-12T16:21:00Z" w:initials="RH">
+  <w:comment w:id="2" w:author="Rainer Hugener" w:date="2026-03-12T16:21:00Z" w:initials="RH">
     <w:p>
       <w:pPr>
         <w:pStyle w:val="Kommentartext"/>
@@ -1033,7 +780,7 @@
       </w:r>
     </w:p>
   </w:comment>
-  <w:comment w:id="32" w:author="Rainer Hugener" w:date="2026-03-12T16:29:00Z" w:initials="RH">
+  <w:comment w:id="3" w:author="Rainer Hugener" w:date="2026-03-12T16:29:00Z" w:initials="RH">
     <w:p>
       <w:pPr>
         <w:pStyle w:val="Kommentartext"/>
@@ -1049,7 +796,7 @@
       </w:r>
     </w:p>
   </w:comment>
-  <w:comment w:id="39" w:author="Rainer Hugener" w:date="2026-03-12T16:35:00Z" w:initials="RH">
+  <w:comment w:id="4" w:author="Rainer Hugener" w:date="2026-03-12T16:35:00Z" w:initials="RH">
     <w:p>
       <w:pPr>
         <w:pStyle w:val="Kommentartext"/>
@@ -1065,7 +812,7 @@
       </w:r>
     </w:p>
   </w:comment>
-  <w:comment w:id="46" w:author="Rainer Hugener" w:date="2026-03-12T16:47:00Z" w:initials="RH">
+  <w:comment w:id="5" w:author="Rainer Hugener" w:date="2026-03-12T16:47:00Z" w:initials="RH">
     <w:p>
       <w:pPr>
         <w:pStyle w:val="Kommentartext"/>
@@ -1081,7 +828,7 @@
       </w:r>
     </w:p>
   </w:comment>
-  <w:comment w:id="53" w:author="Rainer Hugener" w:date="2026-03-12T16:50:00Z" w:initials="RH">
+  <w:comment w:id="6" w:author="Rainer Hugener" w:date="2026-03-12T16:50:00Z" w:initials="RH">
     <w:p>
       <w:pPr>
         <w:pStyle w:val="Kommentartext"/>
@@ -1102,7 +849,6 @@
 
 <file path=word/commentsExtended.xml><?xml version="1.0" encoding="utf-8"?>
 <w15:commentsEx xmlns:wpc="http://schemas.microsoft.com/office/word/2010/wordprocessingCanvas" xmlns:cx="http://schemas.microsoft.com/office/drawing/2014/chartex" xmlns:cx1="http://schemas.microsoft.com/office/drawing/2015/9/8/chartex" xmlns:cx2="http://schemas.microsoft.com/office/drawing/2015/10/21/chartex" xmlns:cx3="http://schemas.microsoft.com/office/drawing/2016/5/9/chartex" xmlns:cx4="http://schemas.microsoft.com/office/drawing/2016/5/10/chartex" xmlns:cx5="http://schemas.microsoft.com/office/drawing/2016/5/11/chartex" xmlns:cx6="http://schemas.microsoft.com/office/drawing/2016/5/12/chartex" xmlns:cx7="http://schemas.microsoft.com/office/drawing/2016/5/13/chartex" xmlns:cx8="http://schemas.microsoft.com/office/drawing/2016/5/14/chartex" xmlns:mc="http://schemas.openxmlformats.org/markup-compatibility/2006" xmlns:aink="http://schemas.microsoft.com/office/drawing/2016/ink" xmlns:am3d="http://schemas.microsoft.com/office/drawing/2017/model3d" xmlns:o="urn:schemas-microsoft-com:office:office" xmlns:oel="http://schemas.microsoft.com/office/2019/extlst" xmlns:r="http://schemas.openxmlformats.org/officeDocument/2006/relationships" xmlns:m="http://schemas.openxmlformats.org/officeDocument/2006/math" xmlns:v="urn:schemas-microsoft-com:vml" xmlns:wp14="http://schemas.microsoft.com/office/word/2010/wordprocessingDrawing" xmlns:wp="http://schemas.openxmlformats.org/drawingml/2006/wordprocessingDrawing" xmlns:w10="urn:schemas-microsoft-com:office:word" xmlns:w="http://schemas.openxmlformats.org/wordprocessingml/2006/main" xmlns:w14="http://schemas.microsoft.com/office/word/2010/wordml" xmlns:w15="http://schemas.microsoft.com/office/word/2012/wordml" xmlns:w16cex="http://schemas.microsoft.com/office/word/2018/wordml/cex" xmlns:w16cid="http://schemas.microsoft.com/office/word/2016/wordml/cid" xmlns:w16="http://schemas.microsoft.com/office/word/2018/wordml" xmlns:w16du="http://schemas.microsoft.com/office/word/2023/wordml/word16du" xmlns:w16sdtdh="http://schemas.microsoft.com/office/word/2020/wordml/sdtdatahash" xmlns:w16sdtfl="http://schemas.microsoft.com/office/word/2024/wordml/sdtformatlock" xmlns:w16se="http://schemas.microsoft.com/office/word/2015/wordml/symex" xmlns:wpg="http://schemas.microsoft.com/office/word/2010/wordprocessingGroup" xmlns:wpi="http://schemas.microsoft.com/office/word/2010/wordprocessingInk" xmlns:wne="http://schemas.microsoft.com/office/word/2006/wordml" xmlns:wps="http://schemas.microsoft.com/office/word/2010/wordprocessingShape" mc:Ignorable="w14 w15 w16se w16cid w16 w16cex w16sdtdh w16sdtfl w16du wp14">
-  <w15:commentEx w15:paraId="701001C6" w15:done="0"/>
   <w15:commentEx w15:paraId="5F7E1712" w15:done="0"/>
   <w15:commentEx w15:paraId="4A515B85" w15:done="0"/>
   <w15:commentEx w15:paraId="3678D205" w15:done="0"/>
@@ -1115,7 +861,6 @@
 
 <file path=word/commentsExtensible.xml><?xml version="1.0" encoding="utf-8"?>
 <w16cex:commentsExtensible xmlns:wpc="http://schemas.microsoft.com/office/word/2010/wordprocessingCanvas" xmlns:cx="http://schemas.microsoft.com/office/drawing/2014/chartex" xmlns:cx1="http://schemas.microsoft.com/office/drawing/2015/9/8/chartex" xmlns:cx2="http://schemas.microsoft.com/office/drawing/2015/10/21/chartex" xmlns:cx3="http://schemas.microsoft.com/office/drawing/2016/5/9/chartex" xmlns:cx4="http://schemas.microsoft.com/office/drawing/2016/5/10/chartex" xmlns:cx5="http://schemas.microsoft.com/office/drawing/2016/5/11/chartex" xmlns:cx6="http://schemas.microsoft.com/office/drawing/2016/5/12/chartex" xmlns:cx7="http://schemas.microsoft.com/office/drawing/2016/5/13/chartex" xmlns:cx8="http://schemas.microsoft.com/office/drawing/2016/5/14/chartex" xmlns:cr="http://schemas.microsoft.com/office/comments/2020/reactions" xmlns:mc="http://schemas.openxmlformats.org/markup-compatibility/2006" xmlns:aink="http://schemas.microsoft.com/office/drawing/2016/ink" xmlns:am3d="http://schemas.microsoft.com/office/drawing/2017/model3d" xmlns:o="urn:schemas-microsoft-com:office:office" xmlns:oel="http://schemas.microsoft.com/office/2019/extlst" xmlns:r="http://schemas.openxmlformats.org/officeDocument/2006/relationships" xmlns:m="http://schemas.openxmlformats.org/officeDocument/2006/math" xmlns:v="urn:schemas-microsoft-com:vml" xmlns:wp14="http://schemas.microsoft.com/office/word/2010/wordprocessingDrawing" xmlns:wp="http://schemas.openxmlformats.org/drawingml/2006/wordprocessingDrawing" xmlns:w10="urn:schemas-microsoft-com:office:word" xmlns:w="http://schemas.openxmlformats.org/wordprocessingml/2006/main" xmlns:w14="http://schemas.microsoft.com/office/word/2010/wordml" xmlns:w15="http://schemas.microsoft.com/office/word/2012/wordml" xmlns:w16cex="http://schemas.microsoft.com/office/word/2018/wordml/cex" xmlns:w16cid="http://schemas.microsoft.com/office/word/2016/wordml/cid" xmlns:w16="http://schemas.microsoft.com/office/word/2018/wordml" xmlns:w16du="http://schemas.microsoft.com/office/word/2023/wordml/word16du" xmlns:w16sdtdh="http://schemas.microsoft.com/office/word/2020/wordml/sdtdatahash" xmlns:w16sdtfl="http://schemas.microsoft.com/office/word/2024/wordml/sdtformatlock" xmlns:w16se="http://schemas.microsoft.com/office/word/2015/wordml/symex" xmlns:wpg="http://schemas.microsoft.com/office/word/2010/wordprocessingGroup" xmlns:wpi="http://schemas.microsoft.com/office/word/2010/wordprocessingInk" xmlns:wne="http://schemas.microsoft.com/office/word/2006/wordml" xmlns:wps="http://schemas.microsoft.com/office/word/2010/wordprocessingShape" mc:Ignorable="w14 w15 w16se w16cid w16 w16cex w16sdtdh w16sdtfl cr w16du wp14">
-  <w16cex:commentExtensible w16cex:durableId="3C5A5953" w16cex:dateUtc="2026-03-12T15:22:00Z"/>
   <w16cex:commentExtensible w16cex:durableId="12C441AB" w16cex:dateUtc="2026-03-12T15:30:00Z"/>
   <w16cex:commentExtensible w16cex:durableId="20B29053" w16cex:dateUtc="2026-03-12T15:53:00Z"/>
   <w16cex:commentExtensible w16cex:durableId="08A2D0C3" w16cex:dateUtc="2026-03-12T15:21:00Z"/>
@@ -1128,7 +873,6 @@
 
 <file path=word/commentsIds.xml><?xml version="1.0" encoding="utf-8"?>
 <w16cid:commentsIds xmlns:wpc="http://schemas.microsoft.com/office/word/2010/wordprocessingCanvas" xmlns:cx="http://schemas.microsoft.com/office/drawing/2014/chartex" xmlns:cx1="http://schemas.microsoft.com/office/drawing/2015/9/8/chartex" xmlns:cx2="http://schemas.microsoft.com/office/drawing/2015/10/21/chartex" xmlns:cx3="http://schemas.microsoft.com/office/drawing/2016/5/9/chartex" xmlns:cx4="http://schemas.microsoft.com/office/drawing/2016/5/10/chartex" xmlns:cx5="http://schemas.microsoft.com/office/drawing/2016/5/11/chartex" xmlns:cx6="http://schemas.microsoft.com/office/drawing/2016/5/12/chartex" xmlns:cx7="http://schemas.microsoft.com/office/drawing/2016/5/13/chartex" xmlns:cx8="http://schemas.microsoft.com/office/drawing/2016/5/14/chartex" xmlns:mc="http://schemas.openxmlformats.org/markup-compatibility/2006" xmlns:aink="http://schemas.microsoft.com/office/drawing/2016/ink" xmlns:am3d="http://schemas.microsoft.com/office/drawing/2017/model3d" xmlns:o="urn:schemas-microsoft-com:office:office" xmlns:oel="http://schemas.microsoft.com/office/2019/extlst" xmlns:r="http://schemas.openxmlformats.org/officeDocument/2006/relationships" xmlns:m="http://schemas.openxmlformats.org/officeDocument/2006/math" xmlns:v="urn:schemas-microsoft-com:vml" xmlns:wp14="http://schemas.microsoft.com/office/word/2010/wordprocessingDrawing" xmlns:wp="http://schemas.openxmlformats.org/drawingml/2006/wordprocessingDrawing" xmlns:w10="urn:schemas-microsoft-com:office:word" xmlns:w="http://schemas.openxmlformats.org/wordprocessingml/2006/main" xmlns:w14="http://schemas.microsoft.com/office/word/2010/wordml" xmlns:w15="http://schemas.microsoft.com/office/word/2012/wordml" xmlns:w16cex="http://schemas.microsoft.com/office/word/2018/wordml/cex" xmlns:w16cid="http://schemas.microsoft.com/office/word/2016/wordml/cid" xmlns:w16="http://schemas.microsoft.com/office/word/2018/wordml" xmlns:w16du="http://schemas.microsoft.com/office/word/2023/wordml/word16du" xmlns:w16sdtdh="http://schemas.microsoft.com/office/word/2020/wordml/sdtdatahash" xmlns:w16sdtfl="http://schemas.microsoft.com/office/word/2024/wordml/sdtformatlock" xmlns:w16se="http://schemas.microsoft.com/office/word/2015/wordml/symex" xmlns:wpg="http://schemas.microsoft.com/office/word/2010/wordprocessingGroup" xmlns:wpi="http://schemas.microsoft.com/office/word/2010/wordprocessingInk" xmlns:wne="http://schemas.microsoft.com/office/word/2006/wordml" xmlns:wps="http://schemas.microsoft.com/office/word/2010/wordprocessingShape" mc:Ignorable="w14 w15 w16se w16cid w16 w16cex w16sdtdh w16sdtfl w16du wp14">
-  <w16cid:commentId w16cid:paraId="701001C6" w16cid:durableId="3C5A5953"/>
   <w16cid:commentId w16cid:paraId="5F7E1712" w16cid:durableId="12C441AB"/>
   <w16cid:commentId w16cid:paraId="4A515B85" w16cid:durableId="20B29053"/>
   <w16cid:commentId w16cid:paraId="3678D205" w16cid:durableId="08A2D0C3"/>
